--- a/ky/wisdom-stories/avoid-these-questions.docx
+++ b/ky/wisdom-stories/avoid-these-questions.docx
@@ -39,7 +39,7 @@
           <w:sz w:val="22"/>
           <w:lang w:val="ky-KG"/>
         </w:rPr>
-        <w:t>Жумушсуз адамдан «Дагы эле жумушсузсуңбу?», иштегенден «Айлыгың канча?», баласы жоктон «Дагы эле балалуу боло элексиңерби?», бойдоктон «Качан үйлөнөсүң?» деп суроодон алыс бололу.</w:t>
+        <w:t>Жумушсуз адамдан «Дагы эле жумушсузсуңбу?», иштегенден «Айлыгың канча?», баласы жоктон «Дагы эле балалуу боло элексиңерби?», бойдок же турмуш курбаган адамдан «Качан баш кошосуң?» деп суроодон алыс бололу.</w:t>
       </w:r>
     </w:p>
     <w:p>
@@ -81,7 +81,7 @@
           <w:sz w:val="22"/>
           <w:lang w:val="ky-KG"/>
         </w:rPr>
-        <w:t xml:space="preserve">Сабак: </w:t>
+        <w:t>Сабак: Айрым суроолор жүрөктү оорутат. Мындай суроону бербей коюу бирөөнү капа болгондон сакташы мүмкүн.</w:t>
       </w:r>
       <w:r>
         <w:rPr>
@@ -90,7 +90,6 @@
           <w:sz w:val="22"/>
           <w:lang w:val="ky-KG"/>
         </w:rPr>
-        <w:t>Ойлонбой берген сурооң бирөөнүн жүрөгүндөгү жарасын козгошу мүмкүн. Ар кимдин жеке турмушуна аяр мамиле кыл.</w:t>
       </w:r>
     </w:p>
     <w:p>
@@ -110,7 +109,7 @@
           <w:sz w:val="18"/>
           <w:lang w:val="ky-KG"/>
         </w:rPr>
-        <w:t>Окуя ачык интернет булактарынан алынды.</w:t>
+        <w:t>Аңгемелер ачык интернет булактарынан алынган, иллюстрациялар болсо ЖИ менен түзүлгөн.</w:t>
       </w:r>
     </w:p>
     <w:sectPr>

--- a/ky/wisdom-stories/avoid-these-questions.docx
+++ b/ky/wisdom-stories/avoid-these-questions.docx
@@ -3,115 +3,53 @@
 <w:document xmlns:wpc="http://schemas.microsoft.com/office/word/2010/wordprocessingCanvas" xmlns:cx="http://schemas.microsoft.com/office/drawing/2014/chartex" xmlns:cx1="http://schemas.microsoft.com/office/drawing/2015/9/8/chartex" xmlns:cx2="http://schemas.microsoft.com/office/drawing/2015/10/21/chartex" xmlns:cx3="http://schemas.microsoft.com/office/drawing/2016/5/9/chartex" xmlns:cx4="http://schemas.microsoft.com/office/drawing/2016/5/10/chartex" xmlns:cx5="http://schemas.microsoft.com/office/drawing/2016/5/11/chartex" xmlns:cx6="http://schemas.microsoft.com/office/drawing/2016/5/12/chartex" xmlns:cx7="http://schemas.microsoft.com/office/drawing/2016/5/13/chartex" xmlns:cx8="http://schemas.microsoft.com/office/drawing/2016/5/14/chartex" xmlns:mc="http://schemas.openxmlformats.org/markup-compatibility/2006" xmlns:aink="http://schemas.microsoft.com/office/drawing/2016/ink" xmlns:am3d="http://schemas.microsoft.com/office/drawing/2017/model3d" xmlns:o="urn:schemas-microsoft-com:office:office" xmlns:oel="http://schemas.microsoft.com/office/2019/extlst" xmlns:r="http://schemas.openxmlformats.org/officeDocument/2006/relationships" xmlns:m="http://schemas.openxmlformats.org/officeDocument/2006/math" xmlns:v="urn:schemas-microsoft-com:vml" xmlns:wp14="http://schemas.microsoft.com/office/word/2010/wordprocessingDrawing" xmlns:wp="http://schemas.openxmlformats.org/drawingml/2006/wordprocessingDrawing" xmlns:w10="urn:schemas-microsoft-com:office:word" xmlns:w="http://schemas.openxmlformats.org/wordprocessingml/2006/main" xmlns:w14="http://schemas.microsoft.com/office/word/2010/wordml" xmlns:w15="http://schemas.microsoft.com/office/word/2012/wordml" xmlns:w16cex="http://schemas.microsoft.com/office/word/2018/wordml/cex" xmlns:w16cid="http://schemas.microsoft.com/office/word/2016/wordml/cid" xmlns:w16="http://schemas.microsoft.com/office/word/2018/wordml" xmlns:w16du="http://schemas.microsoft.com/office/word/2023/wordml/word16du" xmlns:w16sdtdh="http://schemas.microsoft.com/office/word/2020/wordml/sdtdatahash" xmlns:w16sdtfl="http://schemas.microsoft.com/office/word/2024/wordml/sdtformatlock" xmlns:w16se="http://schemas.microsoft.com/office/word/2015/wordml/symex" xmlns:wpg="http://schemas.microsoft.com/office/word/2010/wordprocessingGroup" xmlns:wpi="http://schemas.microsoft.com/office/word/2010/wordprocessingInk" xmlns:wne="http://schemas.microsoft.com/office/word/2006/wordml" xmlns:wps="http://schemas.microsoft.com/office/word/2010/wordprocessingShape" mc:Ignorable="w14 w15 w16se w16cid w16 w16cex w16sdtdh w16sdtfl w16du wp14">
   <w:body>
     <w:p>
-      <w:pPr>
-        <w:pStyle w:val="Title"/>
-        <w:keepNext/>
-        <w:keepLines w:val="0"/>
-        <w:pageBreakBefore w:val="0"/>
-        <w:widowControl/>
-        <w:spacing w:line="269" w:lineRule="auto" w:after="180" w:before="0"/>
-      </w:pPr>
-      <w:bookmarkStart w:id="10006" w:name="Story_7"/>
       <w:r>
         <w:rPr>
-          <w:rFonts w:ascii="Arial" w:hAnsi="Arial"/>
           <w:b/>
-          <w:color w:val="000000"/>
-          <w:sz w:val="34"/>
-          <w:lang w:val="ky-KG"/>
+          <w:bCs/>
         </w:rPr>
         <w:t>Мындай суроолорду бербеңиз</w:t>
       </w:r>
-      <w:bookmarkEnd w:id="10006"/>
     </w:p>
     <w:p>
-      <w:pPr>
-        <w:keepNext w:val="0"/>
-        <w:keepLines w:val="0"/>
-        <w:pageBreakBefore w:val="0"/>
-        <w:widowControl/>
-        <w:spacing w:line="269" w:lineRule="auto" w:after="120" w:before="0"/>
-      </w:pPr>
       <w:r>
-        <w:rPr>
-          <w:rFonts w:ascii="Arial" w:eastAsia="Arial" w:hAnsi="Arial"/>
-          <w:color w:val="000000"/>
-          <w:sz w:val="22"/>
-          <w:lang w:val="ky-KG"/>
-        </w:rPr>
-        <w:t>Жумушсуз адамдан «Дагы эле жумушсузсуңбу?», иштегенден «Айлыгың канча?», баласы жоктон «Дагы эле балалуу боло элексиңерби?», бойдок же турмуш курбаган адамдан «Качан баш кошосуң?» деп суроодон алыс бололу.</w:t>
+        <w:t>Жумуш издеп жүргөн адамдан «Дагы эле жумуш таба элексиңби?», иштеген адамдан «Канча айлык аласың?», балалуу боло элек жубайлардан «Дагы эле балаңар жокпу?», бойдок адамдан «Качан үйлөнөсүң?» же «Качан турмушка чыгасың?» деп сураганга шашылба.</w:t>
       </w:r>
     </w:p>
     <w:p>
-      <w:pPr>
-        <w:keepNext/>
-        <w:keepLines w:val="0"/>
-        <w:pageBreakBefore w:val="0"/>
-        <w:widowControl/>
-        <w:spacing w:line="269" w:lineRule="auto" w:after="120" w:before="0"/>
-      </w:pPr>
       <w:r>
-        <w:rPr>
-          <w:rFonts w:ascii="Arial" w:eastAsia="Arial" w:hAnsi="Arial"/>
-          <w:color w:val="000000"/>
-          <w:sz w:val="22"/>
-          <w:lang w:val="ky-KG"/>
-        </w:rPr>
-        <w:t>Ошондой эле кимдир бирөөнү «Сен муну билчү эмес белең?» деген суроо менен уят кылбайлы. Бизге жөнөкөй көрүнгөн суроо башка адамдын эң сезимтал жарасын козгошу мүмкүн.</w:t>
+        <w:t>Кимдир бирөө бир нерсени билбей калса, «Ушуну да билчү эмес белең?» деп уяткарба.</w:t>
       </w:r>
     </w:p>
     <w:p>
-      <w:pPr>
-        <w:pStyle w:val="Moral"/>
-        <w:keepNext/>
-        <w:keepLines/>
-        <w:pageBreakBefore w:val="0"/>
-        <w:widowControl/>
-        <w:spacing w:before="120" w:after="120" w:line="269" w:lineRule="auto"/>
-        <w:ind w:left="240" w:right="240"/>
-        <w:rPr>
-          <w:lang/>
-        </w:rPr>
-      </w:pPr>
       <w:r>
-        <w:rPr>
-          <w:rFonts w:ascii="Arial" w:hAnsi="Arial"/>
-          <w:b/>
-          <w:color w:val="000000"/>
-          <w:sz w:val="22"/>
-          <w:lang w:val="ky-KG"/>
-        </w:rPr>
-        <w:t>Сабак: Айрым суроолор жүрөктү оорутат. Мындай суроону бербей коюу бирөөнү капа болгондон сакташы мүмкүн.</w:t>
-      </w:r>
-      <w:r>
-        <w:rPr>
-          <w:rFonts w:ascii="Arial" w:hAnsi="Arial"/>
-          <w:color w:val="000000"/>
-          <w:sz w:val="22"/>
-          <w:lang w:val="ky-KG"/>
-        </w:rPr>
+        <w:t>Ар бир жооптун артында адам айтууга даяр эмес бир окуя болушу мүмкүн: санаа, жоготуу, көңүл калуу же жөн гана башкаларга түшүндүрүүгө милдеттүү болбогон жеке тандоо.</w:t>
       </w:r>
     </w:p>
     <w:p>
-      <w:pPr>
-        <w:keepNext w:val="0"/>
-        <w:keepLines w:val="0"/>
-        <w:pageBreakBefore w:val="0"/>
-        <w:widowControl/>
-        <w:spacing w:before="0" w:after="160" w:line="269" w:lineRule="auto"/>
-        <w:jc w:val="right"/>
-      </w:pPr>
+      <w:r>
+        <w:t>Биз үчүн жөн гана кызыгуу болгон суроо башка бирөөнүн эски жарасын козгошу мүмкүн. Сураардан мурун ойлон: бул адамга колдоо көрсөткүң келип жатабы же жөн гана билгиң келип жатабы?</w:t>
+      </w:r>
+    </w:p>
+    <w:p>
       <w:r>
         <w:rPr>
-          <w:rFonts w:ascii="Arial" w:eastAsia="Arial" w:hAnsi="Arial" w:cs="Arial"/>
-          <w:i/>
-          <w:color w:val="000000"/>
-          <w:sz w:val="18"/>
-          <w:lang w:val="ky-KG"/>
+          <w:b/>
+          <w:bCs/>
         </w:rPr>
-        <w:t>Аңгемелер ачык интернет булактарынан алынган, иллюстрациялар болсо ЖИ менен түзүлгөн.</w:t>
+        <w:t>Сабак: Сылыктык — башка адамдын жеке жашоосун сыйлоо. Кээде камкордук суроо берүүдөн көрүнсө, кээде ошол суроону бербей коюудан көрүнөт.</w:t>
       </w:r>
     </w:p>
+    <w:p>
+      <w:r>
+        <w:rPr>
+          <w:i/>
+          <w:iCs/>
+        </w:rPr>
+        <w:t>Аңгемелер интернеттен чогултулуп, жасалма интеллекттин жардамы менен иштелип чыккан. Бардык сүрөттөр жасалма интеллект аркылуу түзүлгөн.</w:t>
+      </w:r>
+    </w:p>
+    <w:p/>
     <w:sectPr>
       <w:headerReference w:type="even" r:id="rId7"/>
       <w:headerReference w:type="default" r:id="rId8"/>
@@ -942,7 +880,6 @@
     </w:pPr>
     <w:rPr>
       <w:rFonts w:asciiTheme="majorHAnsi" w:eastAsiaTheme="majorEastAsia" w:hAnsiTheme="majorHAnsi" w:cstheme="majorBidi"/>
-      <w:color w:val="000000"/>
       <w:sz w:val="40"/>
       <w:szCs w:val="40"/>
     </w:rPr>
@@ -964,7 +901,6 @@
     </w:pPr>
     <w:rPr>
       <w:rFonts w:asciiTheme="majorHAnsi" w:eastAsiaTheme="majorEastAsia" w:hAnsiTheme="majorHAnsi" w:cstheme="majorBidi"/>
-      <w:color w:val="000000"/>
       <w:sz w:val="32"/>
       <w:szCs w:val="32"/>
     </w:rPr>
@@ -987,7 +923,6 @@
     </w:pPr>
     <w:rPr>
       <w:rFonts w:eastAsiaTheme="majorEastAsia" w:cstheme="majorBidi"/>
-      <w:color w:val="000000"/>
       <w:sz w:val="28"/>
       <w:szCs w:val="28"/>
     </w:rPr>
@@ -1012,7 +947,6 @@
       <w:rFonts w:eastAsiaTheme="majorEastAsia" w:cstheme="majorBidi"/>
       <w:i/>
       <w:iCs/>
-      <w:color w:val="000000"/>
     </w:rPr>
   </w:style>
   <w:style w:type="paragraph" w:styleId="Heading5">
@@ -1033,7 +967,6 @@
     </w:pPr>
     <w:rPr>
       <w:rFonts w:eastAsiaTheme="majorEastAsia" w:cstheme="majorBidi"/>
-      <w:color w:val="000000"/>
     </w:rPr>
   </w:style>
   <w:style w:type="paragraph" w:styleId="Heading6">
@@ -1056,7 +989,6 @@
       <w:rFonts w:eastAsiaTheme="majorEastAsia" w:cstheme="majorBidi"/>
       <w:i/>
       <w:iCs/>
-      <w:color w:val="000000"/>
     </w:rPr>
   </w:style>
   <w:style w:type="paragraph" w:styleId="Heading7">
@@ -1077,7 +1009,6 @@
     </w:pPr>
     <w:rPr>
       <w:rFonts w:eastAsiaTheme="majorEastAsia" w:cstheme="majorBidi"/>
-      <w:color w:val="000000"/>
     </w:rPr>
   </w:style>
   <w:style w:type="paragraph" w:styleId="Heading8">
@@ -1100,7 +1031,6 @@
       <w:rFonts w:eastAsiaTheme="majorEastAsia" w:cstheme="majorBidi"/>
       <w:i/>
       <w:iCs/>
-      <w:color w:val="000000"/>
     </w:rPr>
   </w:style>
   <w:style w:type="paragraph" w:styleId="Heading9">
@@ -1121,13 +1051,11 @@
     </w:pPr>
     <w:rPr>
       <w:rFonts w:eastAsiaTheme="majorEastAsia" w:cstheme="majorBidi"/>
-      <w:color w:val="000000"/>
     </w:rPr>
   </w:style>
   <w:style w:type="character" w:default="1" w:styleId="DefaultParagraphFont">
     <w:name w:val="Default Paragraph Font"/>
     <w:uiPriority w:val="1"/>
-    <w:semiHidden/>
     <w:unhideWhenUsed/>
   </w:style>
   <w:style w:type="table" w:default="1" w:styleId="TableNormal">
@@ -1283,7 +1211,6 @@
     </w:pPr>
     <w:rPr>
       <w:rFonts w:asciiTheme="majorHAnsi" w:eastAsiaTheme="majorEastAsia" w:hAnsiTheme="majorHAnsi" w:cstheme="majorBidi"/>
-      <w:color w:val="000000"/>
       <w:spacing w:val="-10"/>
       <w:kern w:val="28"/>
       <w:sz w:val="56"/>
@@ -1319,7 +1246,6 @@
     </w:pPr>
     <w:rPr>
       <w:rFonts w:eastAsiaTheme="majorEastAsia" w:cstheme="majorBidi"/>
-      <w:color w:val="000000"/>
       <w:spacing w:val="15"/>
       <w:sz w:val="28"/>
       <w:szCs w:val="28"/>
@@ -1354,7 +1280,6 @@
     <w:rPr>
       <w:i/>
       <w:iCs/>
-      <w:color w:val="000000"/>
     </w:rPr>
   </w:style>
   <w:style w:type="character" w:customStyle="1" w:styleId="QuoteChar">
@@ -1379,9 +1304,6 @@
       <w:ind w:left="720"/>
       <w:contextualSpacing/>
     </w:pPr>
-    <w:rPr>
-      <w:color w:val="000000"/>
-    </w:rPr>
   </w:style>
   <w:style w:type="character" w:styleId="IntenseEmphasis">
     <w:name w:val="Intense Emphasis"/>
@@ -1411,7 +1333,6 @@
     <w:rPr>
       <w:i/>
       <w:iCs/>
-      <w:color w:val="000000"/>
     </w:rPr>
   </w:style>
   <w:style w:type="character" w:customStyle="1" w:styleId="IntenseQuoteChar">
@@ -1451,9 +1372,6 @@
     <w:pPr>
       <w:spacing w:after="100"/>
     </w:pPr>
-    <w:rPr>
-      <w:color w:val="000000"/>
-    </w:rPr>
   </w:style>
   <w:style w:type="paragraph" w:customStyle="1" w:styleId="Moral">
     <w:name w:val="Moral"/>
@@ -1465,7 +1383,6 @@
     <w:rPr>
       <w:rFonts w:ascii="Arial" w:eastAsia="Arial" w:hAnsi="Arial"/>
       <w:i/>
-      <w:color w:val="000000"/>
       <w:kern w:val="0"/>
       <w:sz w:val="22"/>
       <w:szCs w:val="22"/>
@@ -1487,9 +1404,6 @@
       </w:tabs>
       <w:spacing w:after="0" w:line="240" w:lineRule="auto"/>
     </w:pPr>
-    <w:rPr>
-      <w:color w:val="000000"/>
-    </w:rPr>
   </w:style>
   <w:style w:type="character" w:customStyle="1" w:styleId="HeaderChar">
     <w:name w:val="Header Char"/>
@@ -1512,9 +1426,6 @@
       </w:tabs>
       <w:spacing w:after="0" w:line="240" w:lineRule="auto"/>
     </w:pPr>
-    <w:rPr>
-      <w:color w:val="000000"/>
-    </w:rPr>
   </w:style>
   <w:style w:type="character" w:customStyle="1" w:styleId="FooterChar">
     <w:name w:val="Footer Char"/>
@@ -1537,7 +1448,6 @@
     </w:pPr>
     <w:rPr>
       <w:rFonts w:eastAsiaTheme="minorEastAsia"/>
-      <w:color w:val="000000"/>
     </w:rPr>
   </w:style>
   <w:style w:type="paragraph" w:styleId="TOC3">
@@ -1554,7 +1464,6 @@
     </w:pPr>
     <w:rPr>
       <w:rFonts w:eastAsiaTheme="minorEastAsia"/>
-      <w:color w:val="000000"/>
     </w:rPr>
   </w:style>
   <w:style w:type="paragraph" w:styleId="TOC4">
@@ -1571,7 +1480,6 @@
     </w:pPr>
     <w:rPr>
       <w:rFonts w:eastAsiaTheme="minorEastAsia"/>
-      <w:color w:val="000000"/>
     </w:rPr>
   </w:style>
   <w:style w:type="paragraph" w:styleId="TOC5">
@@ -1588,7 +1496,6 @@
     </w:pPr>
     <w:rPr>
       <w:rFonts w:eastAsiaTheme="minorEastAsia"/>
-      <w:color w:val="000000"/>
     </w:rPr>
   </w:style>
   <w:style w:type="paragraph" w:styleId="TOC6">
@@ -1605,7 +1512,6 @@
     </w:pPr>
     <w:rPr>
       <w:rFonts w:eastAsiaTheme="minorEastAsia"/>
-      <w:color w:val="000000"/>
     </w:rPr>
   </w:style>
   <w:style w:type="paragraph" w:styleId="TOC7">
@@ -1622,7 +1528,6 @@
     </w:pPr>
     <w:rPr>
       <w:rFonts w:eastAsiaTheme="minorEastAsia"/>
-      <w:color w:val="000000"/>
     </w:rPr>
   </w:style>
   <w:style w:type="paragraph" w:styleId="TOC8">
@@ -1639,7 +1544,6 @@
     </w:pPr>
     <w:rPr>
       <w:rFonts w:eastAsiaTheme="minorEastAsia"/>
-      <w:color w:val="000000"/>
     </w:rPr>
   </w:style>
   <w:style w:type="paragraph" w:styleId="TOC9">
@@ -1656,7 +1560,6 @@
     </w:pPr>
     <w:rPr>
       <w:rFonts w:eastAsiaTheme="minorEastAsia"/>
-      <w:color w:val="000000"/>
     </w:rPr>
   </w:style>
   <w:style w:type="paragraph" w:styleId="TOCHeading">
@@ -1672,7 +1575,6 @@
       <w:outlineLvl w:val="9"/>
     </w:pPr>
     <w:rPr>
-      <w:color w:val="000000"/>
       <w:kern w:val="0"/>
       <w:sz w:val="32"/>
       <w:szCs w:val="32"/>
